--- a/prisma/PRISMA_2020_Checklist_Completed.docx
+++ b/prisma/PRISMA_2020_Checklist_Completed.docx
@@ -47,7 +47,7 @@
           <w:sz w:val="18"/>
           <w:szCs w:val="18"/>
         </w:rPr>
-        <w:t xml:space="preserve">Author: Dr. Adams  |  Target Journal: International Journal of Medical Informatics (Elsevier)  |  April 2026</w:t>
+        <w:t>Author: Joshua Adams, D.I.T.  |  Target Journal: International Journal of Medical Informatics (Elsevier)  |  April 2026</w:t>
       </w:r>
     </w:p>
     <w:p>
@@ -1412,7 +1412,7 @@
                 <w:sz w:val="17"/>
                 <w:szCs w:val="17"/>
               </w:rPr>
-              <w:t xml:space="preserve">Methods — Database Selection and Search Strategy: PubMed/MEDLINE, IEEE Xplore, Scopus. Search dates: 2015–2026. [Note: exact execution date to be added upon search completion]</w:t>
+              <w:t>Methods — Database Selection and Search Strategy: three primary databases (PubMed/MEDLINE, IEEE Xplore, Scopus) supplemented by Web of Science, CINAHL, Google Scholar, hand-searching of reference lists, and expert recommendations. Search dates: 2015–2026 (seed set; formal database execution pending). Per-source yields tracked in prisma/prisma-counts.xlsx.</w:t>
             </w:r>
           </w:p>
         </w:tc>
@@ -1558,7 +1558,7 @@
                 <w:sz w:val="17"/>
                 <w:szCs w:val="17"/>
               </w:rPr>
-              <w:t xml:space="preserve">Methods — Database Selection and Search Strategy: full Boolean query strings for PubMed, IEEE Xplore, and Scopus; filters and limits specified for each database</w:t>
+              <w:t>Methods — Database Selection and Search Strategy: full Boolean query strings for the three primary databases (PubMed, IEEE Xplore, Scopus) and the supplementary sources (Web of Science, CINAHL, Google Scholar) provided in Supplementary File S1 and notes/search-strategy.md; filters and document-type limits documented per source.</w:t>
             </w:r>
           </w:p>
         </w:tc>
@@ -2872,7 +2872,7 @@
                 <w:sz w:val="17"/>
                 <w:szCs w:val="17"/>
               </w:rPr>
-              <w:t xml:space="preserve">Results: Evidence Extraction Matrix (Table); Comparative Case Analysis table; U-T-I-O Coding Schema table; PRISMA 2020 flow diagram (Figure)</w:t>
+              <w:t>Results: U-T-I-O Coding Schema (Table 1); PRISMA Flow Summary (Table 2); Comparative Case Analysis (Table 3); Determinant Matrix (Table 4); Evidence Extraction Matrix (Supplementary Table S1); PRISMA 2020 flow diagram (Figure 1).</w:t>
             </w:r>
           </w:p>
         </w:tc>
@@ -3927,7 +3927,7 @@
                 <w:sz w:val="17"/>
                 <w:szCs w:val="17"/>
               </w:rPr>
-              <w:t xml:space="preserve">Excluded studies not individually cited; exclusion rationale documented in Methods (Inclusion/Exclusion Criteria) and Limitations (reporting bias). Full exclusion log to be documented upon formal screening completion.</w:t>
+              <w:t>Excluded full-text records (n=24) listed individually with exclusion reasons in Supplementary File S2 (prisma/prisma-counts.xlsx → "Excluded Full Texts (S2)" tab). Each entry is annotated with E1–E6 exclusion code and U-T-I-O domain gap.</w:t>
             </w:r>
           </w:p>
         </w:tc>
@@ -4073,7 +4073,7 @@
                 <w:sz w:val="17"/>
                 <w:szCs w:val="17"/>
               </w:rPr>
-              <w:t xml:space="preserve">Evidence Extraction Matrix (Table): all 17 included sources cited with source type, publication year, U-T-I-O domain focus, and key findings</w:t>
+              <w:t>Evidence Extraction Matrix (Supplementary Table S1): all 17 included sources cited with source type, publication year, U-T-I-O domain focus, and key findings. Determinant Matrix (Table 4) provides the at-a-glance domain-coverage view.</w:t>
             </w:r>
           </w:p>
         </w:tc>
@@ -6037,7 +6037,7 @@
                 <w:sz w:val="17"/>
                 <w:szCs w:val="17"/>
               </w:rPr>
-              <w:t xml:space="preserve">This review was not pre-registered. [To be stated explicitly in Methods — Study Design subsection]</w:t>
+              <w:t>This review was not pre-registered. Stated explicitly in Methods — Study Design subsection.</w:t>
             </w:r>
           </w:p>
         </w:tc>
@@ -6183,7 +6183,7 @@
                 <w:sz w:val="17"/>
                 <w:szCs w:val="17"/>
               </w:rPr>
-              <w:t xml:space="preserve">A formal protocol was not prepared prior to the review. The search strategy and methodology are documented in notes/search-strategy.md (repository). [To be stated in Methods]</w:t>
+              <w:t>A formal protocol was not prepared prior to the review. The search strategy and methodology are documented in notes/search-strategy.md, prisma/prisma-counts.xlsx, and Supplementary File S1.</w:t>
             </w:r>
           </w:p>
         </w:tc>
@@ -6475,7 +6475,7 @@
                 <w:sz w:val="17"/>
                 <w:szCs w:val="17"/>
               </w:rPr>
-              <w:t xml:space="preserve">This research received no external financial support. No funders or sponsors were involved in the study design, data collection, analysis, or reporting.</w:t>
+              <w:t>This research received no external financial support. No funders or sponsors were involved in the study design, data collection, analysis, interpretation, or manuscript preparation. Stated in Manuscript — Declarations.</w:t>
             </w:r>
           </w:p>
         </w:tc>
@@ -6621,7 +6621,7 @@
                 <w:sz w:val="17"/>
                 <w:szCs w:val="17"/>
               </w:rPr>
-              <w:t xml:space="preserve">The author declares no competing interests.</w:t>
+              <w:t>The author declares no competing financial or non-financial interests. Stated in Manuscript — Declarations.</w:t>
             </w:r>
           </w:p>
         </w:tc>
@@ -6767,7 +6767,7 @@
                 <w:sz w:val="17"/>
                 <w:szCs w:val="17"/>
               </w:rPr>
-              <w:t xml:space="preserve">All primary sources used in this review are publicly available (peer-reviewed publications, government reports, institutional documentation). The evidence extraction matrix is available in the study repository. No proprietary data were used.</w:t>
+              <w:t>All primary sources used in this review are publicly available (peer-reviewed publications, government reports, institutional documentation). Search strings, screening logs, the evidence extraction matrix, and the PRISMA 2020 checklist are maintained in the project repository. Data availability statement included in Manuscript — Declarations.</w:t>
             </w:r>
           </w:p>
         </w:tc>
@@ -6807,7 +6807,7 @@
           <w:sz w:val="18"/>
           <w:szCs w:val="18"/>
         </w:rPr>
-        <w:t xml:space="preserve">Before submission: </w:t>
+        <w:t>Before submission: All previously flagged action items have been addressed in the current manuscript and project repository: (1) The non-pre-registration statement is included in Methods — Study Design. (2) Information sources expanded to enumerate all eight sources used in the seed set (Item 6). (3) Funding, competing interests, and data availability declarations added to Manuscript — Declarations (Items 25–27). (4) This completed checklist is attached as Supplementary File S3.</w:t>
       </w:r>
       <w:r>
         <w:rPr>
@@ -6816,7 +6816,6 @@
           <w:sz w:val="18"/>
           <w:szCs w:val="18"/>
         </w:rPr>
-        <w:t xml:space="preserve">(1) Add a statement to Methods confirming the review was not pre-registered. (2) Confirm exact database search execution dates and update Item 6. (3) Add funding and competing interest declarations to the manuscript or cover letter (Items 25–26). (4) Attach this completed checklist as a supplementary file in Elsevier Editorial Manager.</w:t>
       </w:r>
     </w:p>
     <w:sectPr>
